--- a/docs/Documentation e3.docx
+++ b/docs/Documentation e3.docx
@@ -38,6 +38,34 @@
         <w:t xml:space="preserve"> </w:t>
       </w:r>
     </w:p>
+    <w:p/>
+    <w:p>
+      <w:r>
+        <w:t>25/02/2026 : Récupération des identifiant au serveur Django et au serveur BDD (</w:t>
+      </w:r>
+      <w:proofErr w:type="spellStart"/>
+      <w:r>
+        <w:t>postgresql</w:t>
+      </w:r>
+      <w:proofErr w:type="spellEnd"/>
+      <w:r>
+        <w:t xml:space="preserve">) mise en place de la connexion via </w:t>
+      </w:r>
+      <w:proofErr w:type="spellStart"/>
+      <w:r>
+        <w:t>putty</w:t>
+      </w:r>
+      <w:proofErr w:type="spellEnd"/>
+      <w:r>
+        <w:t xml:space="preserve"> et aussi </w:t>
+      </w:r>
+      <w:proofErr w:type="spellStart"/>
+      <w:r>
+        <w:t>VSCode</w:t>
+      </w:r>
+      <w:proofErr w:type="spellEnd"/>
+    </w:p>
+    <w:p/>
     <w:sectPr>
       <w:pgSz w:w="11906" w:h="16838"/>
       <w:pgMar w:top="1417" w:right="1417" w:bottom="1417" w:left="1417" w:header="708" w:footer="708" w:gutter="0"/>

--- a/docs/Documentation e3.docx
+++ b/docs/Documentation e3.docx
@@ -65,6 +65,68 @@
       </w:r>
       <w:proofErr w:type="spellEnd"/>
     </w:p>
+    <w:p>
+      <w:r>
+        <w:t xml:space="preserve">Avantage </w:t>
+      </w:r>
+      <w:proofErr w:type="spellStart"/>
+      <w:r>
+        <w:t>Vscode</w:t>
+      </w:r>
+      <w:proofErr w:type="spellEnd"/>
+      <w:r>
+        <w:t xml:space="preserve"> = </w:t>
+      </w:r>
+      <w:proofErr w:type="spellStart"/>
+      <w:r>
+        <w:t>intérface</w:t>
+      </w:r>
+      <w:proofErr w:type="spellEnd"/>
+      <w:r>
+        <w:t xml:space="preserve"> graphique et configuration de plusieurs connexion SSH </w:t>
+      </w:r>
+    </w:p>
+    <w:p>
+      <w:r>
+        <w:drawing>
+          <wp:inline distT="0" distB="0" distL="0" distR="0" wp14:anchorId="49622648" wp14:editId="4487E2CF">
+            <wp:extent cx="5760720" cy="1680845"/>
+            <wp:effectExtent l="0" t="0" r="0" b="0"/>
+            <wp:docPr id="1080520822" name="Image 1"/>
+            <wp:cNvGraphicFramePr>
+              <a:graphicFrameLocks xmlns:a="http://schemas.openxmlformats.org/drawingml/2006/main" noChangeAspect="1"/>
+            </wp:cNvGraphicFramePr>
+            <a:graphic xmlns:a="http://schemas.openxmlformats.org/drawingml/2006/main">
+              <a:graphicData uri="http://schemas.openxmlformats.org/drawingml/2006/picture">
+                <pic:pic xmlns:pic="http://schemas.openxmlformats.org/drawingml/2006/picture">
+                  <pic:nvPicPr>
+                    <pic:cNvPr id="1080520822" name=""/>
+                    <pic:cNvPicPr/>
+                  </pic:nvPicPr>
+                  <pic:blipFill>
+                    <a:blip r:embed="rId4"/>
+                    <a:stretch>
+                      <a:fillRect/>
+                    </a:stretch>
+                  </pic:blipFill>
+                  <pic:spPr>
+                    <a:xfrm>
+                      <a:off x="0" y="0"/>
+                      <a:ext cx="5760720" cy="1680845"/>
+                    </a:xfrm>
+                    <a:prstGeom prst="rect">
+                      <a:avLst/>
+                    </a:prstGeom>
+                  </pic:spPr>
+                </pic:pic>
+              </a:graphicData>
+            </a:graphic>
+          </wp:inline>
+        </w:drawing>
+      </w:r>
+    </w:p>
+    <w:p/>
+    <w:p/>
     <w:p/>
     <w:sectPr>
       <w:pgSz w:w="11906" w:h="16838"/>

--- a/docs/Documentation e3.docx
+++ b/docs/Documentation e3.docx
@@ -67,31 +67,29 @@
     </w:p>
     <w:p>
       <w:r>
-        <w:t xml:space="preserve">Avantage </w:t>
-      </w:r>
-      <w:proofErr w:type="spellStart"/>
-      <w:r>
-        <w:t>Vscode</w:t>
-      </w:r>
-      <w:proofErr w:type="spellEnd"/>
-      <w:r>
-        <w:t xml:space="preserve"> = </w:t>
-      </w:r>
-      <w:proofErr w:type="spellStart"/>
-      <w:r>
-        <w:t>intérface</w:t>
-      </w:r>
-      <w:proofErr w:type="spellEnd"/>
-      <w:r>
-        <w:t xml:space="preserve"> graphique et configuration de plusieurs connexion SSH </w:t>
-      </w:r>
-    </w:p>
-    <w:p>
-      <w:r>
+        <w:rPr>
+          <w:noProof/>
+        </w:rPr>
         <w:drawing>
-          <wp:inline distT="0" distB="0" distL="0" distR="0" wp14:anchorId="49622648" wp14:editId="4487E2CF">
-            <wp:extent cx="5760720" cy="1680845"/>
-            <wp:effectExtent l="0" t="0" r="0" b="0"/>
+          <wp:anchor distT="0" distB="0" distL="114300" distR="114300" simplePos="0" relativeHeight="251659264" behindDoc="1" locked="0" layoutInCell="1" allowOverlap="1" wp14:anchorId="49622648" wp14:editId="70B1F18E">
+            <wp:simplePos x="0" y="0"/>
+            <wp:positionH relativeFrom="margin">
+              <wp:align>center</wp:align>
+            </wp:positionH>
+            <wp:positionV relativeFrom="paragraph">
+              <wp:posOffset>194945</wp:posOffset>
+            </wp:positionV>
+            <wp:extent cx="6888054" cy="2009775"/>
+            <wp:effectExtent l="0" t="0" r="8255" b="0"/>
+            <wp:wrapTight wrapText="bothSides">
+              <wp:wrapPolygon edited="0">
+                <wp:start x="0" y="0"/>
+                <wp:lineTo x="0" y="21293"/>
+                <wp:lineTo x="21566" y="21293"/>
+                <wp:lineTo x="21566" y="0"/>
+                <wp:lineTo x="0" y="0"/>
+              </wp:wrapPolygon>
+            </wp:wrapTight>
             <wp:docPr id="1080520822" name="Image 1"/>
             <wp:cNvGraphicFramePr>
               <a:graphicFrameLocks xmlns:a="http://schemas.openxmlformats.org/drawingml/2006/main" noChangeAspect="1"/>
@@ -104,7 +102,13 @@
                     <pic:cNvPicPr/>
                   </pic:nvPicPr>
                   <pic:blipFill>
-                    <a:blip r:embed="rId4"/>
+                    <a:blip r:embed="rId5">
+                      <a:extLst>
+                        <a:ext uri="{28A0092B-C50C-407E-A947-70E740481C1C}">
+                          <a14:useLocalDpi xmlns:a14="http://schemas.microsoft.com/office/drawing/2010/main" val="0"/>
+                        </a:ext>
+                      </a:extLst>
+                    </a:blip>
                     <a:stretch>
                       <a:fillRect/>
                     </a:stretch>
@@ -112,7 +116,7 @@
                   <pic:spPr>
                     <a:xfrm>
                       <a:off x="0" y="0"/>
-                      <a:ext cx="5760720" cy="1680845"/>
+                      <a:ext cx="6888054" cy="2009775"/>
                     </a:xfrm>
                     <a:prstGeom prst="rect">
                       <a:avLst/>
@@ -121,13 +125,600 @@
                 </pic:pic>
               </a:graphicData>
             </a:graphic>
-          </wp:inline>
+          </wp:anchor>
+        </w:drawing>
+      </w:r>
+      <w:r>
+        <w:t xml:space="preserve">Avantage </w:t>
+      </w:r>
+      <w:proofErr w:type="spellStart"/>
+      <w:r>
+        <w:t>Vscode</w:t>
+      </w:r>
+      <w:proofErr w:type="spellEnd"/>
+      <w:r>
+        <w:t xml:space="preserve"> = </w:t>
+      </w:r>
+      <w:proofErr w:type="spellStart"/>
+      <w:r>
+        <w:t>intérface</w:t>
+      </w:r>
+      <w:proofErr w:type="spellEnd"/>
+      <w:r>
+        <w:t xml:space="preserve"> graphique et configuration de plusieurs connexion SSH </w:t>
+      </w:r>
+    </w:p>
+    <w:p>
+      <w:r>
+        <w:t xml:space="preserve">18/03/2026 : Récupération des accès aux différentes BDD (avec correction des problèmes) et copie de la BDD </w:t>
+      </w:r>
+      <w:proofErr w:type="spellStart"/>
+      <w:r>
+        <w:t>postgresql</w:t>
+      </w:r>
+      <w:proofErr w:type="spellEnd"/>
+      <w:r>
+        <w:t xml:space="preserve"> vers une machine teste pour essaie. </w:t>
+      </w:r>
+    </w:p>
+    <w:p>
+      <w:r>
+        <w:t xml:space="preserve">Problème rencontré : Pas de </w:t>
+      </w:r>
+      <w:proofErr w:type="spellStart"/>
+      <w:r>
+        <w:t>mdp</w:t>
+      </w:r>
+      <w:proofErr w:type="spellEnd"/>
+      <w:r>
+        <w:t xml:space="preserve"> pour accéder à la BDD qui se trouve sur le serveur même de </w:t>
+      </w:r>
+      <w:proofErr w:type="spellStart"/>
+      <w:r>
+        <w:t>postgresql</w:t>
+      </w:r>
+      <w:proofErr w:type="spellEnd"/>
+      <w:r>
+        <w:t xml:space="preserve"> (finalement trouver avec les documents mis à disposition) </w:t>
+      </w:r>
+    </w:p>
+    <w:p>
+      <w:r>
+        <w:t xml:space="preserve">Ensuite copie vers le poste teste la aussi pas accès a l’identifiant administrateur de </w:t>
+      </w:r>
+      <w:proofErr w:type="spellStart"/>
+      <w:r>
+        <w:t>Postgresql</w:t>
+      </w:r>
+      <w:proofErr w:type="spellEnd"/>
+      <w:r>
+        <w:t xml:space="preserve"> donc impossible de </w:t>
+      </w:r>
+      <w:r>
+        <w:t>créer</w:t>
+      </w:r>
+      <w:r>
+        <w:t xml:space="preserve"> la copie : problème résolu en allant dans le fichier </w:t>
+      </w:r>
+      <w:proofErr w:type="spellStart"/>
+      <w:r>
+        <w:t>pg_hba.conf</w:t>
+      </w:r>
+      <w:proofErr w:type="spellEnd"/>
+      <w:r>
+        <w:t xml:space="preserve"> qui se trouve dans </w:t>
+      </w:r>
+      <w:r>
+        <w:t>les dossiers</w:t>
+      </w:r>
+      <w:r>
+        <w:t xml:space="preserve"> système de </w:t>
+      </w:r>
+      <w:proofErr w:type="spellStart"/>
+      <w:r>
+        <w:t>postgresql</w:t>
+      </w:r>
+      <w:proofErr w:type="spellEnd"/>
+      <w:r>
+        <w:t xml:space="preserve"> : </w:t>
+      </w:r>
+    </w:p>
+    <w:p>
+      <w:pPr>
+        <w:pStyle w:val="Paragraphedeliste"/>
+        <w:numPr>
+          <w:ilvl w:val="0"/>
+          <w:numId w:val="1"/>
+        </w:numPr>
+      </w:pPr>
+      <w:proofErr w:type="spellStart"/>
+      <w:r>
+        <w:t>etc</w:t>
+      </w:r>
+      <w:proofErr w:type="spellEnd"/>
+      <w:r>
+        <w:t>/</w:t>
+      </w:r>
+      <w:proofErr w:type="spellStart"/>
+      <w:r>
+        <w:t>postgresql</w:t>
+      </w:r>
+      <w:proofErr w:type="spellEnd"/>
+      <w:r>
+        <w:t>/15/main/</w:t>
+      </w:r>
+      <w:proofErr w:type="spellStart"/>
+      <w:r>
+        <w:t>pg_hba.conf</w:t>
+      </w:r>
+      <w:proofErr w:type="spellEnd"/>
+    </w:p>
+    <w:p>
+      <w:r>
+        <w:t xml:space="preserve">Le 15 signifie généralement la version de </w:t>
+      </w:r>
+      <w:proofErr w:type="spellStart"/>
+      <w:r>
+        <w:t>postgresql</w:t>
+      </w:r>
+      <w:proofErr w:type="spellEnd"/>
+      <w:r>
+        <w:t xml:space="preserve"> donc il peut être différent.</w:t>
+      </w:r>
+    </w:p>
+    <w:p>
+      <w:r>
+        <w:t xml:space="preserve">Une fois dans le fichier </w:t>
+      </w:r>
+      <w:proofErr w:type="spellStart"/>
+      <w:r>
+        <w:t>pg_hba.conf</w:t>
+      </w:r>
+      <w:proofErr w:type="spellEnd"/>
+      <w:r>
+        <w:t xml:space="preserve"> tout en bas on trouve la configuration des connexions a la </w:t>
+      </w:r>
+      <w:proofErr w:type="spellStart"/>
+      <w:r>
+        <w:t>postgresql</w:t>
+      </w:r>
+      <w:proofErr w:type="spellEnd"/>
+      <w:r>
+        <w:t xml:space="preserve"> et des différente BDD ainsi que la connexion Super user de </w:t>
+      </w:r>
+      <w:proofErr w:type="spellStart"/>
+      <w:r>
+        <w:t>postgresql</w:t>
+      </w:r>
+      <w:proofErr w:type="spellEnd"/>
+      <w:r>
+        <w:t xml:space="preserve"> : </w:t>
+      </w:r>
+    </w:p>
+    <w:p>
+      <w:r>
+        <w:drawing>
+          <wp:anchor distT="0" distB="0" distL="114300" distR="114300" simplePos="0" relativeHeight="251658240" behindDoc="1" locked="0" layoutInCell="1" allowOverlap="1" wp14:anchorId="740B0F8B" wp14:editId="719BABF4">
+            <wp:simplePos x="0" y="0"/>
+            <wp:positionH relativeFrom="column">
+              <wp:posOffset>-4445</wp:posOffset>
+            </wp:positionH>
+            <wp:positionV relativeFrom="paragraph">
+              <wp:posOffset>0</wp:posOffset>
+            </wp:positionV>
+            <wp:extent cx="4933950" cy="1246203"/>
+            <wp:effectExtent l="0" t="0" r="0" b="0"/>
+            <wp:wrapTight wrapText="bothSides">
+              <wp:wrapPolygon edited="0">
+                <wp:start x="0" y="0"/>
+                <wp:lineTo x="0" y="21138"/>
+                <wp:lineTo x="21517" y="21138"/>
+                <wp:lineTo x="21517" y="0"/>
+                <wp:lineTo x="0" y="0"/>
+              </wp:wrapPolygon>
+            </wp:wrapTight>
+            <wp:docPr id="1282597771" name="Image 1"/>
+            <wp:cNvGraphicFramePr>
+              <a:graphicFrameLocks xmlns:a="http://schemas.openxmlformats.org/drawingml/2006/main" noChangeAspect="1"/>
+            </wp:cNvGraphicFramePr>
+            <a:graphic xmlns:a="http://schemas.openxmlformats.org/drawingml/2006/main">
+              <a:graphicData uri="http://schemas.openxmlformats.org/drawingml/2006/picture">
+                <pic:pic xmlns:pic="http://schemas.openxmlformats.org/drawingml/2006/picture">
+                  <pic:nvPicPr>
+                    <pic:cNvPr id="1282597771" name=""/>
+                    <pic:cNvPicPr/>
+                  </pic:nvPicPr>
+                  <pic:blipFill>
+                    <a:blip r:embed="rId6">
+                      <a:extLst>
+                        <a:ext uri="{28A0092B-C50C-407E-A947-70E740481C1C}">
+                          <a14:useLocalDpi xmlns:a14="http://schemas.microsoft.com/office/drawing/2010/main" val="0"/>
+                        </a:ext>
+                      </a:extLst>
+                    </a:blip>
+                    <a:stretch>
+                      <a:fillRect/>
+                    </a:stretch>
+                  </pic:blipFill>
+                  <pic:spPr>
+                    <a:xfrm>
+                      <a:off x="0" y="0"/>
+                      <a:ext cx="4933950" cy="1246203"/>
+                    </a:xfrm>
+                    <a:prstGeom prst="rect">
+                      <a:avLst/>
+                    </a:prstGeom>
+                  </pic:spPr>
+                </pic:pic>
+              </a:graphicData>
+            </a:graphic>
+          </wp:anchor>
         </w:drawing>
       </w:r>
     </w:p>
     <w:p/>
     <w:p/>
     <w:p/>
+    <w:p/>
+    <w:p>
+      <w:r>
+        <w:lastRenderedPageBreak/>
+        <w:t xml:space="preserve">A partir de </w:t>
+      </w:r>
+      <w:r>
+        <w:t>là</w:t>
+      </w:r>
+      <w:r>
+        <w:t xml:space="preserve"> on peut changer le md5 (qui est la méthode de connexion) par trust</w:t>
+      </w:r>
+    </w:p>
+    <w:p>
+      <w:pPr>
+        <w:pStyle w:val="Paragraphedeliste"/>
+        <w:numPr>
+          <w:ilvl w:val="0"/>
+          <w:numId w:val="1"/>
+        </w:numPr>
+      </w:pPr>
+      <w:proofErr w:type="gramStart"/>
+      <w:r>
+        <w:t>md</w:t>
+      </w:r>
+      <w:proofErr w:type="gramEnd"/>
+      <w:r>
+        <w:t xml:space="preserve">5 </w:t>
+      </w:r>
+      <w:r>
+        <w:t>est un hachage cryptographique utilisé pour générer et vérifier des hachages ou des signatures numériques</w:t>
+      </w:r>
+    </w:p>
+    <w:p>
+      <w:pPr>
+        <w:pStyle w:val="Paragraphedeliste"/>
+        <w:numPr>
+          <w:ilvl w:val="0"/>
+          <w:numId w:val="1"/>
+        </w:numPr>
+      </w:pPr>
+      <w:proofErr w:type="gramStart"/>
+      <w:r>
+        <w:t>trust</w:t>
+      </w:r>
+      <w:proofErr w:type="gramEnd"/>
+      <w:r>
+        <w:t xml:space="preserve"> est une méthode qui ne demande pas de MDP lots de la connexion </w:t>
+      </w:r>
+    </w:p>
+    <w:p>
+      <w:r>
+        <w:t xml:space="preserve">NOTE : utiliser la méthode trust que lorsque </w:t>
+      </w:r>
+      <w:r>
+        <w:t xml:space="preserve">vous êtes sur un ordinateur sûr et qu’il ne nécessite pas de connexion à distance le fait de ne pas avoir de mots de passe lors de la connexion peut devenir une brèche de sécurité pour tout les base de </w:t>
+      </w:r>
+      <w:r>
+        <w:t>données</w:t>
+      </w:r>
+      <w:r>
+        <w:t> !</w:t>
+      </w:r>
+    </w:p>
+    <w:p>
+      <w:r>
+        <w:t xml:space="preserve">Enfin le dernier problème rencontrer ce trouve pendant la tentative d’utiliser la copie de la BDD sur l’ordinateur teste en effet ce dernier avait </w:t>
+      </w:r>
+      <w:r>
+        <w:t>une version mineure</w:t>
+      </w:r>
+      <w:r>
+        <w:t xml:space="preserve"> de </w:t>
+      </w:r>
+      <w:proofErr w:type="spellStart"/>
+      <w:r>
+        <w:t>postgresql</w:t>
+      </w:r>
+      <w:proofErr w:type="spellEnd"/>
+      <w:r>
+        <w:t xml:space="preserve"> différente de celle d’où viens la BDD (16.9 pour le serveur </w:t>
+      </w:r>
+      <w:proofErr w:type="spellStart"/>
+      <w:r>
+        <w:t>postgresql</w:t>
+      </w:r>
+      <w:proofErr w:type="spellEnd"/>
+      <w:r>
+        <w:t xml:space="preserve"> d’où viens la BDD et 16.8 pour l’ordinateur teste ou l’on </w:t>
+      </w:r>
+      <w:r>
+        <w:t>veut</w:t>
+      </w:r>
+      <w:r>
+        <w:t xml:space="preserve"> copier la BDD) cela pose un </w:t>
+      </w:r>
+      <w:r>
+        <w:t>problème</w:t>
+      </w:r>
+      <w:r>
+        <w:t xml:space="preserve"> lors de l’utilisation de la commande</w:t>
+      </w:r>
+      <w:r>
+        <w:t xml:space="preserve"> suivante :</w:t>
+      </w:r>
+    </w:p>
+    <w:p>
+      <w:pPr>
+        <w:rPr>
+          <w:lang w:val="en-GB"/>
+        </w:rPr>
+      </w:pPr>
+      <w:proofErr w:type="spellStart"/>
+      <w:r>
+        <w:rPr>
+          <w:lang w:val="en-GB"/>
+        </w:rPr>
+        <w:t>pg_restore</w:t>
+      </w:r>
+      <w:proofErr w:type="spellEnd"/>
+      <w:r>
+        <w:rPr>
+          <w:lang w:val="en-GB"/>
+        </w:rPr>
+        <w:t xml:space="preserve"> -U </w:t>
+      </w:r>
+      <w:proofErr w:type="spellStart"/>
+      <w:r>
+        <w:rPr>
+          <w:lang w:val="en-GB"/>
+        </w:rPr>
+        <w:t>postgres</w:t>
+      </w:r>
+      <w:proofErr w:type="spellEnd"/>
+      <w:r>
+        <w:rPr>
+          <w:lang w:val="en-GB"/>
+        </w:rPr>
+        <w:t xml:space="preserve"> -d </w:t>
+      </w:r>
+      <w:proofErr w:type="spellStart"/>
+      <w:r>
+        <w:rPr>
+          <w:lang w:val="en-GB"/>
+        </w:rPr>
+        <w:t>django_database_b</w:t>
+      </w:r>
+      <w:r>
+        <w:rPr>
+          <w:lang w:val="en-GB"/>
+        </w:rPr>
+        <w:t>ackup</w:t>
+      </w:r>
+      <w:proofErr w:type="spellEnd"/>
+      <w:r>
+        <w:rPr>
+          <w:lang w:val="en-GB"/>
+        </w:rPr>
+        <w:t xml:space="preserve"> ~/backups/</w:t>
+      </w:r>
+      <w:proofErr w:type="spellStart"/>
+      <w:r>
+        <w:rPr>
+          <w:lang w:val="en-GB"/>
+        </w:rPr>
+        <w:t>backup.dump</w:t>
+      </w:r>
+      <w:proofErr w:type="spellEnd"/>
+    </w:p>
+    <w:p>
+      <w:r>
+        <w:t>Cela arrive car</w:t>
+      </w:r>
+      <w:r>
+        <w:t xml:space="preserve"> le fichier dump (la copie de la </w:t>
+      </w:r>
+      <w:proofErr w:type="spellStart"/>
+      <w:r>
+        <w:t>bdd</w:t>
+      </w:r>
+      <w:proofErr w:type="spellEnd"/>
+      <w:r>
+        <w:t xml:space="preserve">) a un entête de vérification de version très strict ce dernier nous afficher </w:t>
+      </w:r>
+      <w:r>
+        <w:t>le</w:t>
+      </w:r>
+      <w:r>
+        <w:t xml:space="preserve"> message d’erreur </w:t>
+      </w:r>
+      <w:r>
+        <w:t xml:space="preserve">suivant </w:t>
+      </w:r>
+      <w:r>
+        <w:t xml:space="preserve">: </w:t>
+      </w:r>
+    </w:p>
+    <w:p>
+      <w:pPr>
+        <w:rPr>
+          <w:lang w:val="en-GB"/>
+        </w:rPr>
+      </w:pPr>
+      <w:proofErr w:type="spellStart"/>
+      <w:r>
+        <w:rPr>
+          <w:lang w:val="en-GB"/>
+        </w:rPr>
+        <w:t>pg_</w:t>
+      </w:r>
+      <w:proofErr w:type="gramStart"/>
+      <w:r>
+        <w:rPr>
+          <w:lang w:val="en-GB"/>
+        </w:rPr>
+        <w:t>restore</w:t>
+      </w:r>
+      <w:proofErr w:type="spellEnd"/>
+      <w:r>
+        <w:rPr>
+          <w:lang w:val="en-GB"/>
+        </w:rPr>
+        <w:t>:</w:t>
+      </w:r>
+      <w:proofErr w:type="gramEnd"/>
+      <w:r>
+        <w:rPr>
+          <w:lang w:val="en-GB"/>
+        </w:rPr>
+        <w:t xml:space="preserve"> unsupported version (1.1</w:t>
+      </w:r>
+      <w:r>
+        <w:rPr>
+          <w:lang w:val="en-GB"/>
+        </w:rPr>
+        <w:t>5</w:t>
+      </w:r>
+      <w:r>
+        <w:rPr>
+          <w:lang w:val="en-GB"/>
+        </w:rPr>
+        <w:t>) in file header</w:t>
+      </w:r>
+    </w:p>
+    <w:p>
+      <w:r>
+        <w:t xml:space="preserve">Après quelque recherche ceci peut </w:t>
+      </w:r>
+      <w:r>
+        <w:t>être corriger en ajoutant dans la commande le port de connexion a la base de données en l’occurrence nous c’est le port en localhost la nouvelle commande ressemble donc à sa</w:t>
+      </w:r>
+    </w:p>
+    <w:p>
+      <w:pPr>
+        <w:rPr>
+          <w:lang w:val="en-GB"/>
+        </w:rPr>
+      </w:pPr>
+      <w:proofErr w:type="spellStart"/>
+      <w:r>
+        <w:rPr>
+          <w:lang w:val="en-GB"/>
+        </w:rPr>
+        <w:t>pg_restore</w:t>
+      </w:r>
+      <w:proofErr w:type="spellEnd"/>
+      <w:r>
+        <w:rPr>
+          <w:lang w:val="en-GB"/>
+        </w:rPr>
+        <w:t xml:space="preserve"> -U </w:t>
+      </w:r>
+      <w:proofErr w:type="spellStart"/>
+      <w:r>
+        <w:rPr>
+          <w:lang w:val="en-GB"/>
+        </w:rPr>
+        <w:t>postgres</w:t>
+      </w:r>
+      <w:proofErr w:type="spellEnd"/>
+      <w:r>
+        <w:rPr>
+          <w:lang w:val="en-GB"/>
+        </w:rPr>
+        <w:t xml:space="preserve"> -d </w:t>
+      </w:r>
+      <w:proofErr w:type="spellStart"/>
+      <w:r>
+        <w:rPr>
+          <w:lang w:val="en-GB"/>
+        </w:rPr>
+        <w:t>django_database_b</w:t>
+      </w:r>
+      <w:r>
+        <w:rPr>
+          <w:lang w:val="en-GB"/>
+        </w:rPr>
+        <w:t>ackup</w:t>
+      </w:r>
+      <w:proofErr w:type="spellEnd"/>
+      <w:r>
+        <w:rPr>
+          <w:lang w:val="en-GB"/>
+        </w:rPr>
+        <w:t xml:space="preserve"> </w:t>
+      </w:r>
+      <w:r>
+        <w:rPr>
+          <w:lang w:val="en-GB"/>
+        </w:rPr>
+        <w:t xml:space="preserve">–host=localhost </w:t>
+      </w:r>
+      <w:r>
+        <w:rPr>
+          <w:lang w:val="en-GB"/>
+        </w:rPr>
+        <w:t>~/backups/</w:t>
+      </w:r>
+      <w:proofErr w:type="spellStart"/>
+      <w:r>
+        <w:rPr>
+          <w:lang w:val="en-GB"/>
+        </w:rPr>
+        <w:t>backup.dump</w:t>
+      </w:r>
+      <w:proofErr w:type="spellEnd"/>
+    </w:p>
+    <w:p>
+      <w:r>
+        <w:t>Résultat</w:t>
+      </w:r>
+      <w:r>
+        <w:t xml:space="preserve"> la </w:t>
+      </w:r>
+      <w:r>
+        <w:t xml:space="preserve">base de </w:t>
+      </w:r>
+      <w:r>
+        <w:t>données</w:t>
+      </w:r>
+      <w:r>
+        <w:t xml:space="preserve"> e</w:t>
+      </w:r>
+      <w:r>
+        <w:t xml:space="preserve">st belle bien copié dans le </w:t>
+      </w:r>
+      <w:proofErr w:type="spellStart"/>
+      <w:r>
+        <w:t>postgresql</w:t>
+      </w:r>
+      <w:proofErr w:type="spellEnd"/>
+      <w:r>
+        <w:t xml:space="preserve"> du poste teste</w:t>
+      </w:r>
+    </w:p>
+    <w:p>
+      <w:r>
+        <w:t xml:space="preserve"> </w:t>
+      </w:r>
+    </w:p>
     <w:sectPr>
       <w:pgSz w:w="11906" w:h="16838"/>
       <w:pgMar w:top="1417" w:right="1417" w:bottom="1417" w:left="1417" w:header="708" w:footer="708" w:gutter="0"/>
@@ -136,6 +727,126 @@
     </w:sectPr>
   </w:body>
 </w:document>
+</file>
+
+<file path=word/numbering.xml><?xml version="1.0" encoding="utf-8"?>
+<w:numbering xmlns:wpc="http://schemas.microsoft.com/office/word/2010/wordprocessingCanvas" xmlns:cx="http://schemas.microsoft.com/office/drawing/2014/chartex" xmlns:cx1="http://schemas.microsoft.com/office/drawing/2015/9/8/chartex" xmlns:cx2="http://schemas.microsoft.com/office/drawing/2015/10/21/chartex" xmlns:cx3="http://schemas.microsoft.com/office/drawing/2016/5/9/chartex" xmlns:cx4="http://schemas.microsoft.com/office/drawing/2016/5/10/chartex" xmlns:cx5="http://schemas.microsoft.com/office/drawing/2016/5/11/chartex" xmlns:cx6="http://schemas.microsoft.com/office/drawing/2016/5/12/chartex" xmlns:cx7="http://schemas.microsoft.com/office/drawing/2016/5/13/chartex" xmlns:cx8="http://schemas.microsoft.com/office/drawing/2016/5/14/chartex" xmlns:mc="http://schemas.openxmlformats.org/markup-compatibility/2006" xmlns:aink="http://schemas.microsoft.com/office/drawing/2016/ink" xmlns:am3d="http://schemas.microsoft.com/office/drawing/2017/model3d" xmlns:o="urn:schemas-microsoft-com:office:office" xmlns:oel="http://schemas.microsoft.com/office/2019/extlst" xmlns:r="http://schemas.openxmlformats.org/officeDocument/2006/relationships" xmlns:m="http://schemas.openxmlformats.org/officeDocument/2006/math" xmlns:v="urn:schemas-microsoft-com:vml" xmlns:wp14="http://schemas.microsoft.com/office/word/2010/wordprocessingDrawing" xmlns:wp="http://schemas.openxmlformats.org/drawingml/2006/wordprocessingDrawing" xmlns:w10="urn:schemas-microsoft-com:office:word" xmlns:w="http://schemas.openxmlformats.org/wordprocessingml/2006/main" xmlns:w14="http://schemas.microsoft.com/office/word/2010/wordml" xmlns:w15="http://schemas.microsoft.com/office/word/2012/wordml" xmlns:w16cex="http://schemas.microsoft.com/office/word/2018/wordml/cex" xmlns:w16cid="http://schemas.microsoft.com/office/word/2016/wordml/cid" xmlns:w16="http://schemas.microsoft.com/office/word/2018/wordml" xmlns:w16du="http://schemas.microsoft.com/office/word/2023/wordml/word16du" xmlns:w16sdtdh="http://schemas.microsoft.com/office/word/2020/wordml/sdtdatahash" xmlns:w16sdtfl="http://schemas.microsoft.com/office/word/2024/wordml/sdtformatlock" xmlns:w16se="http://schemas.microsoft.com/office/word/2015/wordml/symex" xmlns:wpg="http://schemas.microsoft.com/office/word/2010/wordprocessingGroup" xmlns:wpi="http://schemas.microsoft.com/office/word/2010/wordprocessingInk" xmlns:wne="http://schemas.microsoft.com/office/word/2006/wordml" xmlns:wps="http://schemas.microsoft.com/office/word/2010/wordprocessingShape" mc:Ignorable="w14 w15 w16se w16cid w16 w16cex w16sdtdh w16sdtfl w16du wp14">
+  <w:abstractNum w:abstractNumId="0" w15:restartNumberingAfterBreak="0">
+    <w:nsid w:val="44483A0B"/>
+    <w:multiLevelType w:val="hybridMultilevel"/>
+    <w:tmpl w:val="AD6A3E5A"/>
+    <w:lvl w:ilvl="0" w:tplc="997E0044">
+      <w:numFmt w:val="bullet"/>
+      <w:lvlText w:val="-"/>
+      <w:lvlJc w:val="left"/>
+      <w:pPr>
+        <w:ind w:left="720" w:hanging="360"/>
+      </w:pPr>
+      <w:rPr>
+        <w:rFonts w:ascii="Calibri" w:eastAsiaTheme="minorHAnsi" w:hAnsi="Calibri" w:cs="Calibri" w:hint="default"/>
+      </w:rPr>
+    </w:lvl>
+    <w:lvl w:ilvl="1" w:tplc="040C0003" w:tentative="1">
+      <w:start w:val="1"/>
+      <w:numFmt w:val="bullet"/>
+      <w:lvlText w:val="o"/>
+      <w:lvlJc w:val="left"/>
+      <w:pPr>
+        <w:ind w:left="1440" w:hanging="360"/>
+      </w:pPr>
+      <w:rPr>
+        <w:rFonts w:ascii="Courier New" w:hAnsi="Courier New" w:cs="Courier New" w:hint="default"/>
+      </w:rPr>
+    </w:lvl>
+    <w:lvl w:ilvl="2" w:tplc="040C0005" w:tentative="1">
+      <w:start w:val="1"/>
+      <w:numFmt w:val="bullet"/>
+      <w:lvlText w:val=""/>
+      <w:lvlJc w:val="left"/>
+      <w:pPr>
+        <w:ind w:left="2160" w:hanging="360"/>
+      </w:pPr>
+      <w:rPr>
+        <w:rFonts w:ascii="Wingdings" w:hAnsi="Wingdings" w:hint="default"/>
+      </w:rPr>
+    </w:lvl>
+    <w:lvl w:ilvl="3" w:tplc="040C0001" w:tentative="1">
+      <w:start w:val="1"/>
+      <w:numFmt w:val="bullet"/>
+      <w:lvlText w:val=""/>
+      <w:lvlJc w:val="left"/>
+      <w:pPr>
+        <w:ind w:left="2880" w:hanging="360"/>
+      </w:pPr>
+      <w:rPr>
+        <w:rFonts w:ascii="Symbol" w:hAnsi="Symbol" w:hint="default"/>
+      </w:rPr>
+    </w:lvl>
+    <w:lvl w:ilvl="4" w:tplc="040C0003" w:tentative="1">
+      <w:start w:val="1"/>
+      <w:numFmt w:val="bullet"/>
+      <w:lvlText w:val="o"/>
+      <w:lvlJc w:val="left"/>
+      <w:pPr>
+        <w:ind w:left="3600" w:hanging="360"/>
+      </w:pPr>
+      <w:rPr>
+        <w:rFonts w:ascii="Courier New" w:hAnsi="Courier New" w:cs="Courier New" w:hint="default"/>
+      </w:rPr>
+    </w:lvl>
+    <w:lvl w:ilvl="5" w:tplc="040C0005" w:tentative="1">
+      <w:start w:val="1"/>
+      <w:numFmt w:val="bullet"/>
+      <w:lvlText w:val=""/>
+      <w:lvlJc w:val="left"/>
+      <w:pPr>
+        <w:ind w:left="4320" w:hanging="360"/>
+      </w:pPr>
+      <w:rPr>
+        <w:rFonts w:ascii="Wingdings" w:hAnsi="Wingdings" w:hint="default"/>
+      </w:rPr>
+    </w:lvl>
+    <w:lvl w:ilvl="6" w:tplc="040C0001" w:tentative="1">
+      <w:start w:val="1"/>
+      <w:numFmt w:val="bullet"/>
+      <w:lvlText w:val=""/>
+      <w:lvlJc w:val="left"/>
+      <w:pPr>
+        <w:ind w:left="5040" w:hanging="360"/>
+      </w:pPr>
+      <w:rPr>
+        <w:rFonts w:ascii="Symbol" w:hAnsi="Symbol" w:hint="default"/>
+      </w:rPr>
+    </w:lvl>
+    <w:lvl w:ilvl="7" w:tplc="040C0003" w:tentative="1">
+      <w:start w:val="1"/>
+      <w:numFmt w:val="bullet"/>
+      <w:lvlText w:val="o"/>
+      <w:lvlJc w:val="left"/>
+      <w:pPr>
+        <w:ind w:left="5760" w:hanging="360"/>
+      </w:pPr>
+      <w:rPr>
+        <w:rFonts w:ascii="Courier New" w:hAnsi="Courier New" w:cs="Courier New" w:hint="default"/>
+      </w:rPr>
+    </w:lvl>
+    <w:lvl w:ilvl="8" w:tplc="040C0005" w:tentative="1">
+      <w:start w:val="1"/>
+      <w:numFmt w:val="bullet"/>
+      <w:lvlText w:val=""/>
+      <w:lvlJc w:val="left"/>
+      <w:pPr>
+        <w:ind w:left="6480" w:hanging="360"/>
+      </w:pPr>
+      <w:rPr>
+        <w:rFonts w:ascii="Wingdings" w:hAnsi="Wingdings" w:hint="default"/>
+      </w:rPr>
+    </w:lvl>
+  </w:abstractNum>
+  <w:num w:numId="1" w16cid:durableId="105853469">
+    <w:abstractNumId w:val="0"/>
+  </w:num>
+</w:numbering>
 </file>
 
 <file path=word/styles.xml><?xml version="1.0" encoding="utf-8"?>
@@ -740,7 +1451,6 @@
   <w:style w:type="character" w:default="1" w:styleId="Policepardfaut">
     <w:name w:val="Default Paragraph Font"/>
     <w:uiPriority w:val="1"/>
-    <w:semiHidden/>
     <w:unhideWhenUsed/>
   </w:style>
   <w:style w:type="table" w:default="1" w:styleId="TableauNormal">
@@ -1052,6 +1762,29 @@
       <w:smallCaps/>
       <w:color w:val="2F5496" w:themeColor="accent1" w:themeShade="BF"/>
       <w:spacing w:val="5"/>
+    </w:rPr>
+  </w:style>
+  <w:style w:type="character" w:styleId="Lienhypertexte">
+    <w:name w:val="Hyperlink"/>
+    <w:basedOn w:val="Policepardfaut"/>
+    <w:uiPriority w:val="99"/>
+    <w:unhideWhenUsed/>
+    <w:rsid w:val="00A44F43"/>
+    <w:rPr>
+      <w:color w:val="0563C1" w:themeColor="hyperlink"/>
+      <w:u w:val="single"/>
+    </w:rPr>
+  </w:style>
+  <w:style w:type="character" w:styleId="Mentionnonrsolue">
+    <w:name w:val="Unresolved Mention"/>
+    <w:basedOn w:val="Policepardfaut"/>
+    <w:uiPriority w:val="99"/>
+    <w:semiHidden/>
+    <w:unhideWhenUsed/>
+    <w:rsid w:val="00A44F43"/>
+    <w:rPr>
+      <w:color w:val="605E5C"/>
+      <w:shd w:val="clear" w:color="auto" w:fill="E1DFDD"/>
     </w:rPr>
   </w:style>
 </w:styles>
